--- a/docs/PROJECT_REPORT.docx
+++ b/docs/PROJECT_REPORT.docx
@@ -8,7 +8,7 @@
         <w:jc w:val="center"/>
       </w:pPr>
       <w:r>
-        <w:t>IoT-Based Occupancy Prediction and Intelligent Lighting/HVAC Control Using Machine Learning</w:t>
+        <w:t>Occupancy-Based Lighting/HVAC</w:t>
       </w:r>
     </w:p>
     <w:p>
